--- a/tracked_scripts/u1/m12/warmup/Module 12 - Teacher Reviewed Script (comparison reference).docx
+++ b/tracked_scripts/u1/m12/warmup/Module 12 - Teacher Reviewed Script (comparison reference).docx
@@ -139,6 +139,27 @@
     </w:p>
     <w:p>
       <w:pPr>
+        <w:spacing w:before="120" w:after="40"/>
+      </w:pPr>
+      <w:r>
+        <w:rPr>
+          <w:rFonts w:ascii="Calibri" w:hAnsi="Calibri"/>
+          <w:b/>
+          <w:i w:val="0"/>
+        </w:rPr>
+        <w:t xml:space="preserve">Building From: </w:t>
+      </w:r>
+      <w:r>
+        <w:rPr>
+          <w:rFonts w:ascii="Calibri" w:hAnsi="Calibri"/>
+          <w:b w:val="0"/>
+          <w:i w:val="0"/>
+        </w:rPr>
+        <w:t>Students can identify rows and columns in any dot array, write a multiplication expression from a row description AND from a column description, recognize that both descriptions are valid for the same array, compute products from array-based expressions, and specify arrays using word-based description. M11's Synthesis deliberately surfaced the observation that both expressions give the same product ("Interesting, right? Same product. That's something worth remembering.") and its closure teased M12: "You noticed something in those two products. Next time, we'll figure out WHY that happens — and whether it's always true." The 4×3 array briefly rotated 90° as a visual tease with no narration.</w:t>
+      </w:r>
+    </w:p>
+    <w:p>
+      <w:pPr>
         <w:spacing w:before="160" w:after="0"/>
       </w:pPr>
     </w:p>
@@ -253,7 +274,7 @@
           <w:b/>
           <w:i w:val="0"/>
         </w:rPr>
-        <w:t xml:space="preserve">• Options:  </w:t>
+        <w:t xml:space="preserve">• Answer option (optional):  </w:t>
       </w:r>
       <w:r>
         <w:rPr>
@@ -263,7 +284,7 @@
           <w:color w:val="6E6E6E"/>
           <w:sz w:val="19"/>
         </w:rPr>
-        <w:t>The available answer choices</w:t>
+        <w:t>The available answer choice, nested under Prompt</w:t>
       </w:r>
     </w:p>
     <w:p>
